--- a/public/level1/downloads/Level1_Lesson3.docx
+++ b/public/level1/downloads/Level1_Lesson3.docx
@@ -35,7 +35,7 @@
           <w:i w:val="0"/>
           <w:sz w:val="22"/>
         </w:rPr>
-        <w:t xml:space="preserve"> Draft for review (Lessons 1–4 built; Lessons 5–13 are coming soon).</w:t>
+        <w:t xml:space="preserve"> Draft for review (all 13 Level 1 lessons are built).</w:t>
       </w:r>
     </w:p>
     <w:p>

--- a/public/level1/downloads/Level1_Lesson3.docx
+++ b/public/level1/downloads/Level1_Lesson3.docx
@@ -35,7 +35,7 @@
           <w:i w:val="0"/>
           <w:sz w:val="22"/>
         </w:rPr>
-        <w:t xml:space="preserve"> Draft for review (all 13 Level 1 lessons are built).</w:t>
+        <w:t xml:space="preserve"> Complete lesson (all 13 Level 1 lessons are published).</w:t>
       </w:r>
     </w:p>
     <w:p>
